--- a/fixtures/PG-03/bad.docx
+++ b/fixtures/PG-03/bad.docx
@@ -43,7 +43,7 @@
     <w:pPrDefault>
       <w:pPr>
         <w:spacing w:before="0" w:after="0" w:line="360" w:lineRule="auto"/>
-        <w:ind w:firstLine="709"/>
+        <w:ind w:firstLine="850"/>
         <w:jc w:val="both"/>
       </w:pPr>
     </w:pPrDefault>
